--- a/Cybersecurity/Semestr_I/ZTP/lab1_ZTP/Wiktor_Zmiendak_Sprawozdanie.docx
+++ b/Cybersecurity/Semestr_I/ZTP/lab1_ZTP/Wiktor_Zmiendak_Sprawozdanie.docx
@@ -136,6 +136,7 @@
       <w:r>
         <w:rPr>
           <w:rFonts w:ascii="Arial" w:hAnsi="Arial" w:cs="Arial"/>
+          <w:noProof/>
         </w:rPr>
         <w:drawing>
           <wp:inline distT="0" distB="0" distL="0" distR="0" wp14:anchorId="6EC641CC" wp14:editId="46D719F5">
@@ -206,6 +207,7 @@
       <w:r>
         <w:rPr>
           <w:rFonts w:ascii="Arial" w:hAnsi="Arial" w:cs="Arial"/>
+          <w:noProof/>
         </w:rPr>
         <w:drawing>
           <wp:inline distT="0" distB="0" distL="0" distR="0" wp14:anchorId="730259A7" wp14:editId="76184900">
@@ -276,6 +278,7 @@
       <w:r>
         <w:rPr>
           <w:rFonts w:ascii="Arial" w:hAnsi="Arial" w:cs="Arial"/>
+          <w:noProof/>
         </w:rPr>
         <w:drawing>
           <wp:inline distT="0" distB="0" distL="0" distR="0" wp14:anchorId="770E89CE" wp14:editId="5C50FA94">
@@ -347,6 +350,7 @@
       <w:r>
         <w:rPr>
           <w:rFonts w:ascii="Arial" w:hAnsi="Arial" w:cs="Arial"/>
+          <w:noProof/>
         </w:rPr>
         <w:drawing>
           <wp:inline distT="0" distB="0" distL="0" distR="0" wp14:anchorId="281EA0AA" wp14:editId="2DF81001">
@@ -417,6 +421,7 @@
       <w:r>
         <w:rPr>
           <w:rFonts w:ascii="Arial" w:hAnsi="Arial" w:cs="Arial"/>
+          <w:noProof/>
         </w:rPr>
         <w:drawing>
           <wp:inline distT="0" distB="0" distL="0" distR="0" wp14:anchorId="33C16DF1" wp14:editId="7F3235D1">
@@ -515,6 +520,9 @@
         <w:br/>
       </w:r>
       <w:r>
+        <w:rPr>
+          <w:noProof/>
+        </w:rPr>
         <w:drawing>
           <wp:inline distT="0" distB="0" distL="0" distR="0" wp14:anchorId="5B2705E3" wp14:editId="0319B753">
             <wp:extent cx="5734850" cy="1219370"/>
@@ -584,6 +592,7 @@
       <w:r>
         <w:rPr>
           <w:rFonts w:ascii="Arial" w:hAnsi="Arial" w:cs="Arial"/>
+          <w:noProof/>
         </w:rPr>
         <w:drawing>
           <wp:inline distT="0" distB="0" distL="0" distR="0" wp14:anchorId="1F3CF89D" wp14:editId="56D8BF6D">
@@ -620,23 +629,6 @@
             </a:graphic>
           </wp:inline>
         </w:drawing>
-      </w:r>
-    </w:p>
-    <w:p>
-      <w:pPr>
-        <w:rPr>
-          <w:rFonts w:ascii="Arial" w:hAnsi="Arial" w:cs="Arial"/>
-          <w:b/>
-          <w:bCs/>
-        </w:rPr>
-      </w:pPr>
-      <w:r>
-        <w:rPr>
-          <w:rFonts w:ascii="Arial" w:hAnsi="Arial" w:cs="Arial"/>
-          <w:b/>
-          <w:bCs/>
-        </w:rPr>
-        <w:t>Ocena 5.0</w:t>
       </w:r>
     </w:p>
     <w:sectPr>
